--- a/deliverables/V4-V11_SYNC/PACKAGES/NEW_V05_Synchronized_Production_Package/01_RECORDING/Reconciled_Recording_Master.docx
+++ b/deliverables/V4-V11_SYNC/PACKAGES/NEW_V05_Synchronized_Production_Package/01_RECORDING/Reconciled_Recording_Master.docx
@@ -144,7 +144,7 @@
         <w:rPr>
           <w:sz w:val="21"/>
         </w:rPr>
-        <w:t>Wednesday, September 16, 2026 | 1:46 PM CT</w:t>
+        <w:t>Wednesday, September 16, 2026 | 3:16 PM CT</w:t>
       </w:r>
     </w:p>
     <w:p>

--- a/deliverables/V4-V11_SYNC/PACKAGES/NEW_V05_Synchronized_Production_Package/01_RECORDING/Reconciled_Recording_Master.docx
+++ b/deliverables/V4-V11_SYNC/PACKAGES/NEW_V05_Synchronized_Production_Package/01_RECORDING/Reconciled_Recording_Master.docx
@@ -144,7 +144,7 @@
         <w:rPr>
           <w:sz w:val="21"/>
         </w:rPr>
-        <w:t>Wednesday, September 16, 2026 | 3:16 PM CT</w:t>
+        <w:t>Wednesday, September 16, 2026 | 3:21 PM CT</w:t>
       </w:r>
     </w:p>
     <w:p>

--- a/deliverables/V4-V11_SYNC/PACKAGES/NEW_V05_Synchronized_Production_Package/01_RECORDING/Reconciled_Recording_Master.docx
+++ b/deliverables/V4-V11_SYNC/PACKAGES/NEW_V05_Synchronized_Production_Package/01_RECORDING/Reconciled_Recording_Master.docx
@@ -144,7 +144,7 @@
         <w:rPr>
           <w:sz w:val="21"/>
         </w:rPr>
-        <w:t>Wednesday, September 16, 2026 | 3:21 PM CT</w:t>
+        <w:t>Thursday, September 17, 2026 | 8:55 AM CT</w:t>
       </w:r>
     </w:p>
     <w:p>

--- a/deliverables/V4-V11_SYNC/PACKAGES/NEW_V05_Synchronized_Production_Package/01_RECORDING/Reconciled_Recording_Master.docx
+++ b/deliverables/V4-V11_SYNC/PACKAGES/NEW_V05_Synchronized_Production_Package/01_RECORDING/Reconciled_Recording_Master.docx
@@ -144,7 +144,7 @@
         <w:rPr>
           <w:sz w:val="21"/>
         </w:rPr>
-        <w:t>Thursday, September 17, 2026 | 8:55 AM CT</w:t>
+        <w:t>Thursday, September 17, 2026 | 12:57 PM CT</w:t>
       </w:r>
     </w:p>
     <w:p>

--- a/deliverables/V4-V11_SYNC/PACKAGES/NEW_V05_Synchronized_Production_Package/01_RECORDING/Reconciled_Recording_Master.docx
+++ b/deliverables/V4-V11_SYNC/PACKAGES/NEW_V05_Synchronized_Production_Package/01_RECORDING/Reconciled_Recording_Master.docx
@@ -144,7 +144,7 @@
         <w:rPr>
           <w:sz w:val="21"/>
         </w:rPr>
-        <w:t>Thursday, September 17, 2026 | 12:57 PM CT</w:t>
+        <w:t>Saturday, September 19, 2026 | 6:36 AM CT</w:t>
       </w:r>
     </w:p>
     <w:p>

--- a/deliverables/V4-V11_SYNC/PACKAGES/NEW_V05_Synchronized_Production_Package/01_RECORDING/Reconciled_Recording_Master.docx
+++ b/deliverables/V4-V11_SYNC/PACKAGES/NEW_V05_Synchronized_Production_Package/01_RECORDING/Reconciled_Recording_Master.docx
@@ -144,7 +144,7 @@
         <w:rPr>
           <w:sz w:val="21"/>
         </w:rPr>
-        <w:t>Saturday, September 19, 2026 | 6:36 AM CT</w:t>
+        <w:t>Saturday, September 19, 2026 | 7:08 AM CT</w:t>
       </w:r>
     </w:p>
     <w:p>
